--- a/sources/veille/2026-09-09_veille_SERAFIN-PH.docx
+++ b/sources/veille/2026-09-09_veille_SERAFIN-PH.docx
@@ -923,6 +923,19 @@
         <w:t xml:space="preserve">Source : Comité stratégique SERAFIN-PH — réunion du 02/07/2025 (publication antérieure à la fenêtre J-7 à J — rappel uniquement)</w:t>
       </w:r>
     </w:p>
+    <w:p>
+      <w:pPr>
+        <w:spacing w:after="40" w:before="40"/>
+      </w:pPr>
+      <w:r>
+        <w:rPr>
+          <w:rFonts w:ascii="Calibri" w:cs="Calibri" w:eastAsia="Calibri" w:hAnsi="Calibri"/>
+          <w:sz w:val="22"/>
+          <w:szCs w:val="22"/>
+        </w:rPr>
+        <w:t xml:space="preserve">⚠️ CE N'EST PAS LE DERNIER COMITÉ STRATÉGIQUE. Deux réunions l'ont suivi, toutes deux publiées sur handicap.gouv.fr : le 18 novembre 2025, puis la 14ᵉ réunion du 23 mars 2026, qui est à ce jour la plus récente connue. Elles sont résumées ci-dessous. La note du 02/09/2026 citait déjà celle de mars 2026 : le rappel de juillet 2025 constitue donc un recul de fraîcheur d'une semaine sur l'autre.</w:t>
+      </w:r>
+    </w:p>
     <w:p/>
     <w:p>
       <w:pPr>
@@ -934,7 +947,7 @@
           <w:sz w:val="22"/>
           <w:szCs w:val="22"/>
         </w:rPr>
-        <w:t xml:space="preserve">Le comité stratégique s'est réuni le 2 juillet 2025 sous la présidence de Charlotte Parmentier-Lecocq, ministre déléguée chargée de l'Autonomie et du Handicap.</w:t>
+        <w:t xml:space="preserve">Le comité stratégique s'est réuni le 2 juillet 2025 sous la présidence de Charlotte Parmentier-Lecocq, ministre chargée de l'Autonomie et du Handicap. (Le portefeuille a changé depuis : la 14ᵉ réunion de mars 2026 a été présidée par Camille Galliard-Minier, ministre chargée de l'Autonomie et des Personnes handicapées.)</w:t>
       </w:r>
     </w:p>
     <w:p>
@@ -999,7 +1012,7 @@
           <w:sz w:val="22"/>
           <w:szCs w:val="22"/>
         </w:rPr>
-        <w:t xml:space="preserve">Limites identifiées : robustesse des données sur les coûts de transport — travaux spécialisés engagés en 2025-2026.</w:t>
+        <w:t xml:space="preserve">Limites identifiées : robustesse des données sur les coûts de transport — travaux conduits dès l'été 2025, puis avec le Groupe technique national (GTN) jusqu'à la fin 2025.</w:t>
       </w:r>
     </w:p>
     <w:p>
@@ -1094,18 +1107,245 @@
           <w:sz w:val="28"/>
           <w:szCs w:val="28"/>
         </w:rPr>
-        <w:t xml:space="preserve">📌 Rappel / Contexte — CNSA</w:t>
-      </w:r>
-    </w:p>
-    <w:p>
-      <w:pPr>
-        <w:spacing w:after="40" w:before="40"/>
+        <w:t xml:space="preserve">📌 Rappel / Contexte — Comité stratégique du 18 novembre 2025</w:t>
+      </w:r>
+    </w:p>
+    <w:p>
+      <w:pPr>
+        <w:spacing w:after="40" w:before="40"/>
+      </w:pPr>
+      <w:r>
+        <w:rPr>
+          <w:rFonts w:ascii="Calibri" w:cs="Calibri" w:eastAsia="Calibri" w:hAnsi="Calibri"/>
+          <w:sz w:val="22"/>
+          <w:szCs w:val="22"/>
+        </w:rPr>
+        <w:t xml:space="preserve">Source : handicap.gouv.fr — communiqué publié le 20/11/2025 (hors fenêtre J-7 à J — rappel uniquement)</w:t>
+      </w:r>
+    </w:p>
+    <w:p>
+      <w:pPr>
+        <w:spacing w:after="40" w:before="40"/>
+      </w:pPr>
+      <w:r>
+        <w:rPr>
+          <w:rFonts w:ascii="Calibri" w:cs="Calibri" w:eastAsia="Calibri" w:hAnsi="Calibri"/>
+          <w:sz w:val="22"/>
+          <w:szCs w:val="22"/>
+        </w:rPr>
+        <w:t xml:space="preserve">Réuni par Charlotte Parmentier-Lecocq, ce comité a précisé le contenu de la réforme, alors inscrite au PLFSS 2026 :</w:t>
+      </w:r>
+    </w:p>
+    <w:p>
+      <w:pPr>
+        <w:spacing w:after="40" w:before="40"/>
+      </w:pPr>
+      <w:r>
+        <w:rPr>
+          <w:rFonts w:ascii="Calibri" w:cs="Calibri" w:eastAsia="Calibri" w:hAnsi="Calibri"/>
+          <w:sz w:val="22"/>
+          <w:szCs w:val="22"/>
+        </w:rPr>
+        <w:t xml:space="preserve">  • Périmètre : 4 000 ESMS accompagnant des enfants en situation de handicap</w:t>
+      </w:r>
+    </w:p>
+    <w:p>
+      <w:pPr>
+        <w:spacing w:after="40" w:before="40"/>
+      </w:pPr>
+      <w:r>
+        <w:rPr>
+          <w:rFonts w:ascii="Calibri" w:cs="Calibri" w:eastAsia="Calibri" w:hAnsi="Calibri"/>
+          <w:sz w:val="22"/>
+          <w:szCs w:val="22"/>
+        </w:rPr>
+        <w:t xml:space="preserve">  • Une DOTATION GLOBALE fondée sur les caractéristiques de l'offre — « loin d'être une tarification à l'activité »</w:t>
+      </w:r>
+    </w:p>
+    <w:p>
+      <w:pPr>
+        <w:spacing w:after="40" w:before="40"/>
+      </w:pPr>
+      <w:r>
+        <w:rPr>
+          <w:rFonts w:ascii="Calibri" w:cs="Calibri" w:eastAsia="Calibri" w:hAnsi="Calibri"/>
+          <w:sz w:val="22"/>
+          <w:szCs w:val="22"/>
+        </w:rPr>
+        <w:t xml:space="preserve">  • Une trajectoire de CONVERGENCE SUR 8 ANS pour les établissements concernés</w:t>
+      </w:r>
+    </w:p>
+    <w:p>
+      <w:pPr>
+        <w:spacing w:after="40" w:before="40"/>
+      </w:pPr>
+      <w:r>
+        <w:rPr>
+          <w:rFonts w:ascii="Calibri" w:cs="Calibri" w:eastAsia="Calibri" w:hAnsi="Calibri"/>
+          <w:sz w:val="22"/>
+          <w:szCs w:val="22"/>
+        </w:rPr>
+        <w:t xml:space="preserve">  • Financement des transports défini selon les modalités d'accueil, et MAJORÉ pour les ESMS transformés</w:t>
+      </w:r>
+    </w:p>
+    <w:p>
+      <w:pPr>
+        <w:spacing w:after="40" w:before="40"/>
+      </w:pPr>
+      <w:r>
+        <w:rPr>
+          <w:rFonts w:ascii="Calibri" w:cs="Calibri" w:eastAsia="Calibri" w:hAnsi="Calibri"/>
+          <w:sz w:val="22"/>
+          <w:szCs w:val="22"/>
+        </w:rPr>
+        <w:t xml:space="preserve">  • Entrée en vigueur confirmée au 1er janvier 2027</w:t>
+      </w:r>
+    </w:p>
+    <w:p>
+      <w:pPr>
+        <w:spacing w:after="80" w:before="200"/>
       </w:pPr>
       <w:r>
         <w:rPr>
           <w:rFonts w:ascii="Calibri" w:cs="Calibri" w:eastAsia="Calibri" w:hAnsi="Calibri"/>
           <w:b/>
           <w:bCs/>
+          <w:color w:val="1B3A6B"/>
+          <w:sz w:val="28"/>
+          <w:szCs w:val="28"/>
+        </w:rPr>
+        <w:t xml:space="preserve">📌 Rappel / Contexte — 14ᵉ comité stratégique du 23 mars 2026 (le plus récent)</w:t>
+      </w:r>
+    </w:p>
+    <w:p>
+      <w:pPr>
+        <w:spacing w:after="40" w:before="40"/>
+      </w:pPr>
+      <w:r>
+        <w:rPr>
+          <w:rFonts w:ascii="Calibri" w:cs="Calibri" w:eastAsia="Calibri" w:hAnsi="Calibri"/>
+          <w:sz w:val="22"/>
+          <w:szCs w:val="22"/>
+        </w:rPr>
+        <w:t xml:space="preserve">Source : handicap.gouv.fr — communiqué publié le 27/03/2026 (hors fenêtre J-7 à J — rappel uniquement)</w:t>
+      </w:r>
+    </w:p>
+    <w:p>
+      <w:pPr>
+        <w:spacing w:after="40" w:before="40"/>
+      </w:pPr>
+      <w:r>
+        <w:rPr>
+          <w:rFonts w:ascii="Calibri" w:cs="Calibri" w:eastAsia="Calibri" w:hAnsi="Calibri"/>
+          <w:sz w:val="22"/>
+          <w:szCs w:val="22"/>
+        </w:rPr>
+        <w:t xml:space="preserve">Présidé par Camille Galliard-Minier, ministre chargée de l'Autonomie et des Personnes handicapées. Ce comité CONFIRME la mise en œuvre opérationnelle au 1er janvier 2027 pour les ESMS handicap du secteur « enfant ». Points opérationnels :</w:t>
+      </w:r>
+    </w:p>
+    <w:p>
+      <w:pPr>
+        <w:spacing w:after="40" w:before="40"/>
+      </w:pPr>
+      <w:r>
+        <w:rPr>
+          <w:rFonts w:ascii="Calibri" w:cs="Calibri" w:eastAsia="Calibri" w:hAnsi="Calibri"/>
+          <w:sz w:val="22"/>
+          <w:szCs w:val="22"/>
+        </w:rPr>
+        <w:t xml:space="preserve">  • Chaque établissement concerné RECEVRA UNE SIMULATION des effets de la réforme sur son financement</w:t>
+      </w:r>
+    </w:p>
+    <w:p>
+      <w:pPr>
+        <w:spacing w:after="40" w:before="40"/>
+      </w:pPr>
+      <w:r>
+        <w:rPr>
+          <w:rFonts w:ascii="Calibri" w:cs="Calibri" w:eastAsia="Calibri" w:hAnsi="Calibri"/>
+          <w:sz w:val="22"/>
+          <w:szCs w:val="22"/>
+        </w:rPr>
+        <w:t xml:space="preserve">  • Recueil de données lancé À PARTIR DU 30 MARS 2026, pour calibrer les paramètres et réaliser les simulations</w:t>
+      </w:r>
+    </w:p>
+    <w:p>
+      <w:pPr>
+        <w:spacing w:after="40" w:before="40"/>
+      </w:pPr>
+      <w:r>
+        <w:rPr>
+          <w:rFonts w:ascii="Calibri" w:cs="Calibri" w:eastAsia="Calibri" w:hAnsi="Calibri"/>
+          <w:sz w:val="22"/>
+          <w:szCs w:val="22"/>
+        </w:rPr>
+        <w:t xml:space="preserve">  • ESMS et ARS mobilisés JUSQU'À L'AUTOMNE 2026 pour fiabiliser les données — condition des simulations</w:t>
+      </w:r>
+    </w:p>
+    <w:p>
+      <w:pPr>
+        <w:spacing w:after="40" w:before="40"/>
+      </w:pPr>
+      <w:r>
+        <w:rPr>
+          <w:rFonts w:ascii="Calibri" w:cs="Calibri" w:eastAsia="Calibri" w:hAnsi="Calibri"/>
+          <w:sz w:val="22"/>
+          <w:szCs w:val="22"/>
+        </w:rPr>
+        <w:t xml:space="preserve">  • Dispositif d'accompagnement annoncé : webinaires, rencontres régionales, ressources pédagogiques, offre de formation en cours de structuration</w:t>
+      </w:r>
+    </w:p>
+    <w:p>
+      <w:pPr>
+        <w:spacing w:after="40" w:before="40"/>
+      </w:pPr>
+      <w:r>
+        <w:rPr>
+          <w:rFonts w:ascii="Calibri" w:cs="Calibri" w:eastAsia="Calibri" w:hAnsi="Calibri"/>
+          <w:sz w:val="22"/>
+          <w:szCs w:val="22"/>
+        </w:rPr>
+        <w:t xml:space="preserve">  • 2026 : finalisation des paramètres avec le GTN et des groupes de travail (modulations, éléments de preuve de l'auto-évaluation, accompagnement au changement)</w:t>
+      </w:r>
+    </w:p>
+    <w:p>
+      <w:pPr>
+        <w:spacing w:after="40" w:before="40"/>
+      </w:pPr>
+      <w:r>
+        <w:rPr>
+          <w:rFonts w:ascii="Calibri" w:cs="Calibri" w:eastAsia="Calibri" w:hAnsi="Calibri"/>
+          <w:sz w:val="22"/>
+          <w:szCs w:val="22"/>
+        </w:rPr>
+        <w:t xml:space="preserve">  • Le financement des transports est intégré à la dotation globale</w:t>
+      </w:r>
+    </w:p>
+    <w:p>
+      <w:pPr>
+        <w:spacing w:after="80" w:before="200"/>
+      </w:pPr>
+      <w:r>
+        <w:rPr>
+          <w:rFonts w:ascii="Calibri" w:cs="Calibri" w:eastAsia="Calibri" w:hAnsi="Calibri"/>
+          <w:b/>
+          <w:bCs/>
+          <w:color w:val="1B3A6B"/>
+          <w:sz w:val="28"/>
+          <w:szCs w:val="28"/>
+        </w:rPr>
+        <w:t xml:space="preserve">📌 Rappel / Contexte — CNSA</w:t>
+      </w:r>
+    </w:p>
+    <w:p>
+      <w:pPr>
+        <w:spacing w:after="40" w:before="40"/>
+      </w:pPr>
+      <w:r>
+        <w:rPr>
+          <w:rFonts w:ascii="Calibri" w:cs="Calibri" w:eastAsia="Calibri" w:hAnsi="Calibri"/>
+          <w:b/>
+          <w:bCs/>
           <w:sz w:val="22"/>
           <w:szCs w:val="22"/>
         </w:rPr>
@@ -1162,7 +1402,7 @@
           <w:sz w:val="22"/>
           <w:szCs w:val="22"/>
         </w:rPr>
-        <w:t xml:space="preserve">  • Démarrage effectif du nouveau modèle : 1er janvier 2027</w:t>
+        <w:t xml:space="preserve">  • Démarrage effectif du nouveau modèle : à compter de 2027 selon cette page CNSA ; la date du 1er janvier 2027 est confirmée par les comités stratégiques de novembre 2025 et mars 2026</w:t>
       </w:r>
     </w:p>
     <w:p>
@@ -1188,7 +1428,7 @@
           <w:sz w:val="22"/>
           <w:szCs w:val="22"/>
         </w:rPr>
-        <w:t xml:space="preserve">  • Phase 2 (mai 2026) : ~16 variables (modulation d'activité + indicateurs allocation complémentaire)</w:t>
+        <w:t xml:space="preserve">  • Phase 2 (mai 2026) : ~16 variables — une dizaine pour la modulation de l'activité, six pour la DOTATION complémentaire (terme du modèle ; la CNSA n'écrit pas « allocation »)</w:t>
       </w:r>
     </w:p>
     <w:p>
@@ -1494,7 +1734,7 @@
                 <w:sz w:val="20"/>
                 <w:szCs w:val="20"/>
               </w:rPr>
-              <w:t xml:space="preserve">La branche autonomie développe l'application SIDOBA pour héberger les recueils PH. Sa mise en production conditionne le calendrier 2027. Surveiller les communications CNSA sur l'ouverture de l'accès.</w:t>
+              <w:t xml:space="preserve">SIDOBA SERAFIN est OUVERTE depuis le 30 mars 2026 aux ESMS et aux ARS : elle héberge le recueil PH 2026, dont les deux phases sont closes. La description « en cours de développement » vient de la page CNSA du 17/12/2025 et n'est plus d'actualité. Ce qui reste à surveiller n'est pas l'ouverture de l'outil, mais la TRANSMISSION DES SIMULATIONS individuelles par les ARS, attendue après la fiabilisation des données menée jusqu'à l'automne 2026.</w:t>
             </w:r>
           </w:p>
         </w:tc>
@@ -1640,20 +1880,20 @@
           <w:sz w:val="22"/>
           <w:szCs w:val="22"/>
         </w:rPr>
-        <w:t xml:space="preserve">[ ] À venir (date non communiquée) — Ouverture de SIDOBA aux établissements — surveiller communications CNSA</w:t>
-      </w:r>
-    </w:p>
-    <w:p>
-      <w:pPr>
-        <w:spacing w:after="40" w:before="40"/>
-      </w:pPr>
-      <w:r>
-        <w:rPr>
-          <w:rFonts w:ascii="Calibri" w:cs="Calibri" w:eastAsia="Calibri" w:hAnsi="Calibri"/>
-          <w:sz w:val="22"/>
-          <w:szCs w:val="22"/>
-        </w:rPr>
-        <w:t xml:space="preserve">[ ] À venir — Partage des simulations d'impact individuelles par établissement (annoncé en juillet 2025 par le comité stratégique)</w:t>
+        <w:t xml:space="preserve">[x] FAIT — 30 mars 2026 : ouverture de l'application SIDOBA SERAFIN aux ESMS et aux ARS, avec le lancement du recueil (sources : comité stratégique du 23/03/2026 ; FHF). Cette ligne figurait à tort en « à venir » : corrigé le 09/09/2026.</w:t>
+      </w:r>
+    </w:p>
+    <w:p>
+      <w:pPr>
+        <w:spacing w:after="40" w:before="40"/>
+      </w:pPr>
+      <w:r>
+        <w:rPr>
+          <w:rFonts w:ascii="Calibri" w:cs="Calibri" w:eastAsia="Calibri" w:hAnsi="Calibri"/>
+          <w:sz w:val="22"/>
+          <w:szCs w:val="22"/>
+        </w:rPr>
+        <w:t xml:space="preserve">[ ] À venir — Transmission aux ESMS des simulations individuelles d'impact sur leur financement, après fiabilisation des données menée avec les ARS jusqu'à l'AUTOMNE 2026 (source la plus récente : 14ᵉ comité stratégique du 23/03/2026). C'est le prochain rendez-vous réel du dossier.</w:t>
       </w:r>
     </w:p>
     <w:p>
@@ -1806,7 +2046,7 @@
                 <w:sz w:val="20"/>
                 <w:szCs w:val="20"/>
               </w:rPr>
-              <w:t xml:space="preserve">Direction générale de la cohésion sociale — pilote la réforme SERAFIN-PH au niveau national, co-porteur avec la CNSA. Préside le comité stratégique.</w:t>
+              <w:t xml:space="preserve">Direction générale de la cohésion sociale — pilote la réforme SERAFIN-PH au niveau national, co-porteur avec la CNSA, et assure le secrétariat du comité stratégique. Le comité lui-même est PRÉSIDÉ PAR LE OU LA MINISTRE chargé(e) de l'Autonomie et des Personnes handicapées, comme l'attestent les communiqués de juillet 2025, novembre 2025 et mars 2026.</w:t>
             </w:r>
           </w:p>
         </w:tc>
@@ -2110,6 +2350,256 @@
           <w:szCs w:val="22"/>
         </w:rPr>
         <w:t xml:space="preserve">Points de vigilance : 5</w:t>
+      </w:r>
+    </w:p>
+    <w:p>
+      <w:pPr>
+        <w:spacing w:after="40" w:before="40"/>
+      </w:pPr>
+      <w:r>
+        <w:rPr>
+          <w:rFonts w:ascii="Calibri" w:cs="Calibri" w:eastAsia="Calibri" w:hAnsi="Calibri"/>
+          <w:sz w:val="22"/>
+          <w:szCs w:val="22"/>
+        </w:rPr>
+        <w:t xml:space="preserve"/>
+      </w:r>
+    </w:p>
+    <w:p>
+      <w:pPr>
+        <w:spacing w:after="80" w:before="200"/>
+      </w:pPr>
+      <w:r>
+        <w:rPr>
+          <w:rFonts w:ascii="Calibri" w:cs="Calibri" w:eastAsia="Calibri" w:hAnsi="Calibri"/>
+          <w:b/>
+          <w:bCs/>
+          <w:color w:val="1B3A6B"/>
+          <w:sz w:val="28"/>
+          <w:szCs w:val="28"/>
+        </w:rPr>
+        <w:t xml:space="preserve">📚 Sources ajoutées à la relecture du 09/09/2026</w:t>
+      </w:r>
+    </w:p>
+    <w:p>
+      <w:pPr>
+        <w:spacing w:after="40" w:before="40"/>
+      </w:pPr>
+      <w:r>
+        <w:rPr>
+          <w:rFonts w:ascii="Calibri" w:cs="Calibri" w:eastAsia="Calibri" w:hAnsi="Calibri"/>
+          <w:sz w:val="22"/>
+          <w:szCs w:val="22"/>
+        </w:rPr>
+        <w:t xml:space="preserve">Ces trois pages, toutes testées en 200 le 09/09/2026, ne figuraient pas dans la note initiale :</w:t>
+      </w:r>
+    </w:p>
+    <w:p>
+      <w:pPr>
+        <w:spacing w:after="40" w:before="40"/>
+      </w:pPr>
+      <w:r>
+        <w:rPr>
+          <w:rFonts w:ascii="Calibri" w:cs="Calibri" w:eastAsia="Calibri" w:hAnsi="Calibri"/>
+          <w:sz w:val="22"/>
+          <w:szCs w:val="22"/>
+        </w:rPr>
+        <w:t xml:space="preserve">  • handicap.gouv.fr — Réforme tarifaire des ESMS (SERAFIN-PH) : réunion du comité stratégique (18/11/2025) : https://handicap.gouv.fr/reforme-tarifaire-des-esms-serafin-ph-reunion-du-comite-strategique</w:t>
+      </w:r>
+    </w:p>
+    <w:p>
+      <w:pPr>
+        <w:spacing w:after="40" w:before="40"/>
+      </w:pPr>
+      <w:r>
+        <w:rPr>
+          <w:rFonts w:ascii="Calibri" w:cs="Calibri" w:eastAsia="Calibri" w:hAnsi="Calibri"/>
+          <w:sz w:val="22"/>
+          <w:szCs w:val="22"/>
+        </w:rPr>
+        <w:t xml:space="preserve">  • handicap.gouv.fr — 14ᵉ réunion du comité stratégique (23/03/2026) : https://handicap.gouv.fr/reforme-tarifaire-des-esms-serafin-ph-14e-reunion-du-comite-strategique</w:t>
+      </w:r>
+    </w:p>
+    <w:p>
+      <w:pPr>
+        <w:spacing w:after="40" w:before="40"/>
+      </w:pPr>
+      <w:r>
+        <w:rPr>
+          <w:rFonts w:ascii="Calibri" w:cs="Calibri" w:eastAsia="Calibri" w:hAnsi="Calibri"/>
+          <w:sz w:val="22"/>
+          <w:szCs w:val="22"/>
+        </w:rPr>
+        <w:t xml:space="preserve">  • FHF — SERAFIN-PH : ouverture du Recueil 2026 : https://www.fhf.fr/expertises/autonomie/handicap/serafin-ph-ouverture-du-recueil-2026</w:t>
+      </w:r>
+    </w:p>
+    <w:p>
+      <w:pPr>
+        <w:spacing w:after="80" w:before="200"/>
+      </w:pPr>
+      <w:r>
+        <w:rPr>
+          <w:rFonts w:ascii="Calibri" w:cs="Calibri" w:eastAsia="Calibri" w:hAnsi="Calibri"/>
+          <w:b/>
+          <w:bCs/>
+          <w:color w:val="1B3A6B"/>
+          <w:sz w:val="28"/>
+          <w:szCs w:val="28"/>
+        </w:rPr>
+        <w:t xml:space="preserve">📝 Journal des corrections — 9 septembre 2026</w:t>
+      </w:r>
+    </w:p>
+    <w:p>
+      <w:pPr>
+        <w:spacing w:after="40" w:before="40"/>
+      </w:pPr>
+      <w:r>
+        <w:rPr>
+          <w:rFonts w:ascii="Calibri" w:cs="Calibri" w:eastAsia="Calibri" w:hAnsi="Calibri"/>
+          <w:sz w:val="22"/>
+          <w:szCs w:val="22"/>
+        </w:rPr>
+        <w:t xml:space="preserve">Note produite le 09/09/2026 à 8h03 par le job automatique, relue le jour même. La semaine creuse est réelle et bien déclarée : aucune actualité n'est fabriquée, chaque rappel est marqué hors fenêtre, le 403 d'ATIH est motivé, et les deux URL citées sont de vrais liens testés — un progrès sur la note du 02/09, qui n'en portait aucune. Ce qui provient des deux pages ouvertes est exact au mot : 86 % / 90 %, la limite sur le transport, l'« année blanche », la quarantaine de variables, les phases de mars et mai 2026, la publication CNSA du 17/12/2025. CINQ corrections, toutes sur la FRAÎCHEUR des rappels et non sur la fenêtre.</w:t>
+      </w:r>
+    </w:p>
+    <w:p>
+      <w:pPr>
+        <w:spacing w:after="40" w:before="40"/>
+      </w:pPr>
+      <w:r>
+        <w:rPr>
+          <w:rFonts w:ascii="Calibri" w:cs="Calibri" w:eastAsia="Calibri" w:hAnsi="Calibri"/>
+          <w:b/>
+          <w:bCs/>
+          <w:sz w:val="22"/>
+          <w:szCs w:val="22"/>
+        </w:rPr>
+        <w:t xml:space="preserve">① Le rappel institutionnel reculait de quatorze mois par rapport à la note précédente.</w:t>
+      </w:r>
+    </w:p>
+    <w:p>
+      <w:pPr>
+        <w:spacing w:after="40" w:before="40"/>
+      </w:pPr>
+      <w:r>
+        <w:rPr>
+          <w:rFonts w:ascii="Calibri" w:cs="Calibri" w:eastAsia="Calibri" w:hAnsi="Calibri"/>
+          <w:sz w:val="22"/>
+          <w:szCs w:val="22"/>
+        </w:rPr>
+        <w:t xml:space="preserve">La note ne citait qu'un comité stratégique, celui du 2 juillet 2025. Deux réunions l'ont suivi sur la même source handicap.gouv.fr : le 18 novembre 2025 (communiqué du 20/11/2025) et la 14ᵉ réunion du 23 mars 2026 (communiqué du 27/03/2026), la plus récente connue. La note du 02/09/2026 citait déjà celle de mars 2026 : la veille reculait donc d'une semaine sur l'autre. Un lecteur n'ouvrant que cette note en aurait conclu que le dernier comité remontait à juillet 2025. Les deux comités manquants sont désormais résumés, avec leurs apports opérationnels — dotation globale, convergence sur 8 ans, 4 000 ESMS, transports majorés pour les ESMS transformés, simulations individuelles, mobilisation des ARS jusqu'à l'automne 2026.</w:t>
+      </w:r>
+    </w:p>
+    <w:p>
+      <w:pPr>
+        <w:spacing w:after="40" w:before="40"/>
+      </w:pPr>
+      <w:r>
+        <w:rPr>
+          <w:rFonts w:ascii="Calibri" w:cs="Calibri" w:eastAsia="Calibri" w:hAnsi="Calibri"/>
+          <w:b/>
+          <w:bCs/>
+          <w:sz w:val="22"/>
+          <w:szCs w:val="22"/>
+        </w:rPr>
+        <w:t xml:space="preserve">② Une échéance passée figurait parmi les « prochains rendez-vous ».</w:t>
+      </w:r>
+    </w:p>
+    <w:p>
+      <w:pPr>
+        <w:spacing w:after="40" w:before="40"/>
+      </w:pPr>
+      <w:r>
+        <w:rPr>
+          <w:rFonts w:ascii="Calibri" w:cs="Calibri" w:eastAsia="Calibri" w:hAnsi="Calibri"/>
+          <w:sz w:val="22"/>
+          <w:szCs w:val="22"/>
+        </w:rPr>
+        <w:t xml:space="preserve">L'agenda portait « À venir (date non communiquée) — Ouverture de SIDOBA aux établissements », et le point de vigilance décrivait l'application comme « en cours de développement ». SIDOBA SERAFIN est ouverte aux ESMS et aux ARS depuis le LUNDI 30 MARS 2026. La note se contredisait d'ailleurs elle-même : son tableau de bord donnait les deux phases du recueil PH 2026 comme terminées en mars et mai 2026 — or ce recueil passe par SIDOBA. C'est la correction la plus utile : la ligne invitait à guetter ce qui avait déjà eu lieu. Ce qui reste réellement à surveiller — la transmission des simulations individuelles par les ARS — prend sa place.</w:t>
+      </w:r>
+    </w:p>
+    <w:p>
+      <w:pPr>
+        <w:spacing w:after="40" w:before="40"/>
+      </w:pPr>
+      <w:r>
+        <w:rPr>
+          <w:rFonts w:ascii="Calibri" w:cs="Calibri" w:eastAsia="Calibri" w:hAnsi="Calibri"/>
+          <w:b/>
+          <w:bCs/>
+          <w:sz w:val="22"/>
+          <w:szCs w:val="22"/>
+        </w:rPr>
+        <w:t xml:space="preserve">③ Le comité stratégique n'est pas présidé par la DGCS.</w:t>
+      </w:r>
+    </w:p>
+    <w:p>
+      <w:pPr>
+        <w:spacing w:after="40" w:before="40"/>
+      </w:pPr>
+      <w:r>
+        <w:rPr>
+          <w:rFonts w:ascii="Calibri" w:cs="Calibri" w:eastAsia="Calibri" w:hAnsi="Calibri"/>
+          <w:sz w:val="22"/>
+          <w:szCs w:val="22"/>
+        </w:rPr>
+        <w:t xml:space="preserve">Le tableau des acteurs attribuait à la DGCS la présidence du comité stratégique, alors que le rappel du même document indiquait — conformément à la source — qu'il avait été réuni par la ministre. Les trois communiqués vérifiés (juillet 2025, novembre 2025, mars 2026) le confirment : le comité est présidé par le ou la ministre chargé(e) de l'Autonomie et des Personnes handicapées. La DGCS en est co-pilote et en assure le secrétariat.</w:t>
+      </w:r>
+    </w:p>
+    <w:p>
+      <w:pPr>
+        <w:spacing w:after="40" w:before="40"/>
+      </w:pPr>
+      <w:r>
+        <w:rPr>
+          <w:rFonts w:ascii="Calibri" w:cs="Calibri" w:eastAsia="Calibri" w:hAnsi="Calibri"/>
+          <w:b/>
+          <w:bCs/>
+          <w:sz w:val="22"/>
+          <w:szCs w:val="22"/>
+        </w:rPr>
+        <w:t xml:space="preserve">④ Deux imprécisions de vocabulaire et de datation.</w:t>
+      </w:r>
+    </w:p>
+    <w:p>
+      <w:pPr>
+        <w:spacing w:after="40" w:before="40"/>
+      </w:pPr>
+      <w:r>
+        <w:rPr>
+          <w:rFonts w:ascii="Calibri" w:cs="Calibri" w:eastAsia="Calibri" w:hAnsi="Calibri"/>
+          <w:sz w:val="22"/>
+          <w:szCs w:val="22"/>
+        </w:rPr>
+        <w:t xml:space="preserve">(a) « Indicateurs allocation complémentaire » : la CNSA écrit DOTATION complémentaire, terme du modèle SERAFIN-PH. Sur un dossier où le vocabulaire fait la norme, le glissement se corrige. Le détail des ~16 variables est au passage explicité — une dizaine pour la modulation, six pour la dotation complémentaire. (b) La date du 1er janvier 2027 était rattachée au rappel CNSA, alors que cette page écrit seulement « à compter de 2027 » : la date précise vient des comités stratégiques, désormais cités. (c) Charlotte Parmentier-Lecocq était donnée comme « ministre déléguée » ; les communiqués écrivent « ministre chargée ». Le portefeuille a de surcroît changé depuis, ce que la note ne pouvait pas laisser deviner.</w:t>
+      </w:r>
+    </w:p>
+    <w:p>
+      <w:pPr>
+        <w:spacing w:after="40" w:before="40"/>
+      </w:pPr>
+      <w:r>
+        <w:rPr>
+          <w:rFonts w:ascii="Calibri" w:cs="Calibri" w:eastAsia="Calibri" w:hAnsi="Calibri"/>
+          <w:b/>
+          <w:bCs/>
+          <w:sz w:val="22"/>
+          <w:szCs w:val="22"/>
+        </w:rPr>
+        <w:t xml:space="preserve">Ce que cette relecture apprend à la veille.</w:t>
+      </w:r>
+    </w:p>
+    <w:p>
+      <w:pPr>
+        <w:spacing w:after="40" w:before="40"/>
+      </w:pPr>
+      <w:r>
+        <w:rPr>
+          <w:rFonts w:ascii="Calibri" w:cs="Calibri" w:eastAsia="Calibri" w:hAnsi="Calibri"/>
+          <w:sz w:val="22"/>
+          <w:szCs w:val="22"/>
+        </w:rPr>
+        <w:t xml:space="preserve">Déclarer une semaine creuse est honnête, et cette note le fait bien. Mais l'honnêteté sur la FENÊTRE ne dit rien de la fraîcheur du CONTEXTE qui la remplit : ici, tout ce qui était écrit était vrai à sa date, et deux éléments sur trois étaient périmés à la lecture. Une semaine sans actualité n'autorise pas à remonter dans le temps — c'est au contraire la semaine où le rappel doit être le plus à jour, puisqu'il est tout ce que le lecteur reçoit.</w:t>
       </w:r>
     </w:p>
     <w:sectPr>

--- a/sources/veille/2026-09-09_veille_SERAFIN-PH.docx
+++ b/sources/veille/2026-09-09_veille_SERAFIN-PH.docx
@@ -1349,7 +1349,31 @@
           <w:sz w:val="22"/>
           <w:szCs w:val="22"/>
         </w:rPr>
-        <w:t xml:space="preserve">Source : CNSA — « SERAFIN-PH : Préparation du recueil d'informations PH 2026 » — publié le 17/12/2025 (hors fenêtre J-7 à J — rappel uniquement)</w:t>
+        <w:t xml:space="preserve">Source : CNSA, </w:t>
+      </w:r>
+      <w:hyperlink w:history="1" r:id="rIdcnsa_actu2026">
+        <w:r>
+          <w:rPr>
+            <w:rFonts w:ascii="Calibri" w:cs="Calibri" w:eastAsia="Calibri" w:hAnsi="Calibri"/>
+            <w:b/>
+            <w:bCs/>
+            <w:sz w:val="22"/>
+            <w:szCs w:val="22"/>
+            <w:color w:val="1155CC"/>
+            <w:u w:val="single"/>
+          </w:rPr>
+          <w:t xml:space="preserve">cnsa.fr</w:t>
+        </w:r>
+      </w:hyperlink>
+      <w:r>
+        <w:rPr>
+          <w:rFonts w:ascii="Calibri" w:cs="Calibri" w:eastAsia="Calibri" w:hAnsi="Calibri"/>
+          <w:b/>
+          <w:bCs/>
+          <w:sz w:val="22"/>
+          <w:szCs w:val="22"/>
+        </w:rPr>
+        <w:t xml:space="preserve"> — « SERAFIN-PH : Préparation du recueil d'informations PH 2026 » — publié le 17/12/2025 (hors fenêtre J-7 à J — rappel uniquement)</w:t>
       </w:r>
     </w:p>
     <w:p/>
@@ -2310,7 +2334,27 @@
           <w:sz w:val="22"/>
           <w:szCs w:val="22"/>
         </w:rPr>
-        <w:t xml:space="preserve">Sources accessibles et contributives : 2/3 (handicap.gouv.fr ✅ | cnsa.fr ✅ | atih.sante.fr ⛔)</w:t>
+        <w:t xml:space="preserve">Sources accessibles et contributives : 2/3 (handicap.gouv.fr ✅ | </w:t>
+      </w:r>
+      <w:hyperlink w:history="1" r:id="rIdcnsa_actu2026">
+        <w:r>
+          <w:rPr>
+            <w:rFonts w:ascii="Calibri" w:cs="Calibri" w:eastAsia="Calibri" w:hAnsi="Calibri"/>
+            <w:sz w:val="22"/>
+            <w:szCs w:val="22"/>
+            <w:color w:val="1155CC"/>
+            <w:u w:val="single"/>
+          </w:rPr>
+          <w:t xml:space="preserve">cnsa.fr</w:t>
+        </w:r>
+      </w:hyperlink>
+      <w:r>
+        <w:rPr>
+          <w:rFonts w:ascii="Calibri" w:cs="Calibri" w:eastAsia="Calibri" w:hAnsi="Calibri"/>
+          <w:sz w:val="22"/>
+          <w:szCs w:val="22"/>
+        </w:rPr>
+        <w:t xml:space="preserve"> ✅ | atih.sante.fr ⛔)</w:t>
       </w:r>
     </w:p>
     <w:p>
@@ -2600,6 +2644,20 @@
           <w:szCs w:val="22"/>
         </w:rPr>
         <w:t xml:space="preserve">Déclarer une semaine creuse est honnête, et cette note le fait bien. Mais l'honnêteté sur la FENÊTRE ne dit rien de la fraîcheur du CONTEXTE qui la remplit : ici, tout ce qui était écrit était vrai à sa date, et deux éléments sur trois étaient périmés à la lecture. Une semaine sans actualité n'autorise pas à remonter dans le temps — c'est au contraire la semaine où le rappel doit être le plus à jour, puisqu'il est tout ce que le lecteur reçoit.</w:t>
+      </w:r>
+    </w:p>
+    <w:p>
+      <w:pPr>
+        <w:spacing w:after="80"/>
+      </w:pPr>
+      <w:r>
+        <w:rPr>
+          <w:rFonts w:ascii="Calibri" w:cs="Calibri" w:eastAsia="Calibri" w:hAnsi="Calibri"/>
+          <w:color w:val="1F2937"/>
+          <w:sz w:val="22"/>
+          <w:szCs w:val="22"/>
+        </w:rPr>
+        <w:t xml:space="preserve">Complément du 12/09/2026 (contrôle d'attribution, passe A4) : la ligne « Source : CNSA — « SERAFIN-PH : Préparation du recueil… » » nommait sa source sans domaine ; cnsa.fr ajouté et lié à la page (déjà liée dans le tableau des sources).</w:t>
       </w:r>
     </w:p>
     <w:sectPr>

--- a/sources/veille/2026-09-09_veille_SERAFIN-PH.docx
+++ b/sources/veille/2026-09-09_veille_SERAFIN-PH.docx
@@ -920,7 +920,31 @@
           <w:sz w:val="22"/>
           <w:szCs w:val="22"/>
         </w:rPr>
-        <w:t xml:space="preserve">Source : Comité stratégique SERAFIN-PH — réunion du 02/07/2025 (publication antérieure à la fenêtre J-7 à J — rappel uniquement)</w:t>
+        <w:t xml:space="preserve">Source : Comité stratégique SERAFIN-PH, </w:t>
+      </w:r>
+      <w:hyperlink w:history="1" r:id="rIdcomite2026">
+        <w:r>
+          <w:rPr>
+            <w:rFonts w:ascii="Calibri" w:cs="Calibri" w:eastAsia="Calibri" w:hAnsi="Calibri"/>
+            <w:b/>
+            <w:bCs/>
+            <w:sz w:val="22"/>
+            <w:szCs w:val="22"/>
+            <w:color w:val="1155CC"/>
+            <w:u w:val="single"/>
+          </w:rPr>
+          <w:t xml:space="preserve">handicap.gouv.fr</w:t>
+        </w:r>
+      </w:hyperlink>
+      <w:r>
+        <w:rPr>
+          <w:rFonts w:ascii="Calibri" w:cs="Calibri" w:eastAsia="Calibri" w:hAnsi="Calibri"/>
+          <w:b/>
+          <w:bCs/>
+          <w:sz w:val="22"/>
+          <w:szCs w:val="22"/>
+        </w:rPr>
+        <w:t xml:space="preserve"> — réunion du 02/07/2025 (publication antérieure à la fenêtre J-7 à J — rappel uniquement)</w:t>
       </w:r>
     </w:p>
     <w:p>
@@ -2658,6 +2682,20 @@
           <w:szCs w:val="22"/>
         </w:rPr>
         <w:t xml:space="preserve">Complément du 12/09/2026 (contrôle d'attribution, passe A4) : la ligne « Source : CNSA — « SERAFIN-PH : Préparation du recueil… » » nommait sa source sans domaine ; cnsa.fr ajouté et lié à la page (déjà liée dans le tableau des sources).</w:t>
+      </w:r>
+    </w:p>
+    <w:p>
+      <w:pPr>
+        <w:spacing w:after="80"/>
+      </w:pPr>
+      <w:r>
+        <w:rPr>
+          <w:rFonts w:ascii="Calibri" w:cs="Calibri" w:eastAsia="Calibri" w:hAnsi="Calibri"/>
+          <w:color w:val="1F2937"/>
+          <w:sz w:val="22"/>
+          <w:szCs w:val="22"/>
+        </w:rPr>
+        <w:t xml:space="preserve">Complément du 12/09/2026 (passe A4, appariement ⑳) : « Source : Comité stratégique SERAFIN-PH — réunion du 02/07/2025 » nommait la réunion sans son adresse sur la ligne (handicap.gouv.fr apparaissait dans la phrase suivante, en prose) ; domaine ajouté sur la ligne et lié à la page du comité.</w:t>
       </w:r>
     </w:p>
     <w:sectPr>
